--- a/Front Matter/Template/4_Front-Matter_Template-v4.docx
+++ b/Front Matter/Template/4_Front-Matter_Template-v4.docx
@@ -1063,7 +1063,7 @@
           <w:sz w:val="20"/>
           <w:szCs w:val="24"/>
         </w:rPr>
-        <w:t xml:space="preserve">Copyright © Singapore Chinese Orchestra Ltd. All rights reserved. </w:t>
+        <w:t>ISMN</w:t>
       </w:r>
     </w:p>
     <w:p>
@@ -1081,25 +1081,46 @@
         <w:rPr>
           <w:rFonts w:ascii="Noto Serif" w:eastAsia="Noto Serif SC" w:hAnsi="Noto Serif" w:cs="Noto Serif"/>
           <w:color w:val="000000" w:themeColor="text1"/>
-          <w:szCs w:val="32"/>
-          <w:lang w:val="en-US"/>
-        </w:rPr>
-      </w:pPr>
-      <w:r>
+          <w:sz w:val="20"/>
+          <w:szCs w:val="24"/>
+        </w:rPr>
+      </w:pPr>
+      <w:r>
+        <w:rPr>
+          <w:rFonts w:ascii="Noto Serif" w:eastAsia="Noto Serif SC" w:hAnsi="Noto Serif" w:cs="Noto Serif"/>
+          <w:color w:val="000000" w:themeColor="text1"/>
+          <w:sz w:val="20"/>
+          <w:szCs w:val="24"/>
+        </w:rPr>
+        <w:t xml:space="preserve">Copyright © Singapore Chinese Orchestra Co. Ltd. All rights reserved. </w:t>
+      </w:r>
+    </w:p>
+    <w:p>
+      <w:pPr>
+        <w:rPr>
+          <w:rFonts w:ascii="Noto Serif" w:eastAsia="Noto Serif SC" w:hAnsi="Noto Serif" w:cs="Noto Serif"/>
+          <w:color w:val="000000" w:themeColor="text1"/>
+          <w:sz w:val="20"/>
+          <w:szCs w:val="24"/>
+        </w:rPr>
+      </w:pPr>
+    </w:p>
+    <w:p>
+      <w:pPr>
         <w:rPr>
           <w:rFonts w:ascii="Noto Serif" w:eastAsia="Noto Serif SC" w:hAnsi="Noto Serif" w:cs="Noto Serif"/>
           <w:color w:val="000000" w:themeColor="text1"/>
           <w:szCs w:val="32"/>
-        </w:rPr>
-        <w:t>版权所有</w:t>
-      </w:r>
+          <w:lang w:val="en-US"/>
+        </w:rPr>
+      </w:pPr>
       <w:r>
         <w:rPr>
           <w:rFonts w:ascii="Noto Serif" w:eastAsia="Noto Serif SC" w:hAnsi="Noto Serif" w:cs="Noto Serif"/>
           <w:color w:val="000000" w:themeColor="text1"/>
           <w:szCs w:val="32"/>
         </w:rPr>
-        <w:t xml:space="preserve">, </w:t>
+        <w:t>版权所有</w:t>
       </w:r>
       <w:r>
         <w:rPr>
@@ -1107,7 +1128,7 @@
           <w:color w:val="000000" w:themeColor="text1"/>
           <w:szCs w:val="32"/>
         </w:rPr>
-        <w:t>未经许可</w:t>
+        <w:t xml:space="preserve">, </w:t>
       </w:r>
       <w:r>
         <w:rPr>
@@ -1115,7 +1136,7 @@
           <w:color w:val="000000" w:themeColor="text1"/>
           <w:szCs w:val="32"/>
         </w:rPr>
-        <w:t xml:space="preserve">, </w:t>
+        <w:t>未经许可</w:t>
       </w:r>
       <w:r>
         <w:rPr>
@@ -1123,6 +1144,14 @@
           <w:color w:val="000000" w:themeColor="text1"/>
           <w:szCs w:val="32"/>
         </w:rPr>
+        <w:t xml:space="preserve">, </w:t>
+      </w:r>
+      <w:r>
+        <w:rPr>
+          <w:rFonts w:ascii="Noto Serif" w:eastAsia="Noto Serif SC" w:hAnsi="Noto Serif" w:cs="Noto Serif"/>
+          <w:color w:val="000000" w:themeColor="text1"/>
+          <w:szCs w:val="32"/>
+        </w:rPr>
         <w:t>不得以任何形式印刷、复制、扫描或发行。</w:t>
       </w:r>
     </w:p>
@@ -1177,50 +1206,51 @@
     <w:p>
       <w:pPr>
         <w:rPr>
-          <w:rFonts w:ascii="Noto Serif" w:eastAsia="Noto Serif SC" w:hAnsi="Noto Serif" w:cs="Noto Serif"/>
+          <w:rFonts w:ascii="Noto Serif SC" w:eastAsia="Noto Serif SC" w:hAnsi="Noto Serif SC" w:cs="Noto Serif"/>
           <w:color w:val="000000" w:themeColor="text1"/>
           <w:sz w:val="20"/>
           <w:szCs w:val="24"/>
-        </w:rPr>
-      </w:pPr>
-      <w:r>
-        <w:rPr>
-          <w:rFonts w:ascii="Noto Serif" w:eastAsia="Noto Serif SC" w:hAnsi="Noto Serif" w:cs="Noto Serif"/>
+          <w:lang w:val="en-US"/>
+        </w:rPr>
+      </w:pPr>
+      <w:r>
+        <w:rPr>
+          <w:rFonts w:ascii="Noto Serif SC" w:eastAsia="Noto Serif SC" w:hAnsi="Noto Serif SC" w:cs="Noto Serif"/>
           <w:color w:val="000000" w:themeColor="text1"/>
           <w:sz w:val="20"/>
           <w:szCs w:val="24"/>
         </w:rPr>
-        <w:t>Printed in Singapore.</w:t>
-      </w:r>
-    </w:p>
-    <w:p>
-      <w:pPr>
-        <w:rPr>
-          <w:rFonts w:ascii="Noto Serif" w:eastAsia="Noto Serif SC" w:hAnsi="Noto Serif" w:cs="Noto Serif"/>
+        <w:t>印刷于新加坡。</w:t>
+      </w:r>
+    </w:p>
+    <w:p>
+      <w:pPr>
+        <w:rPr>
+          <w:rFonts w:ascii="Noto Serif SC" w:eastAsia="Noto Serif SC" w:hAnsi="Noto Serif SC" w:cs="Noto Serif"/>
           <w:color w:val="000000" w:themeColor="text1"/>
           <w:sz w:val="20"/>
           <w:szCs w:val="24"/>
         </w:rPr>
       </w:pPr>
-    </w:p>
-    <w:p>
-      <w:pPr>
-        <w:rPr>
-          <w:rFonts w:ascii="Noto Serif" w:eastAsia="Noto Serif SC" w:hAnsi="Noto Serif" w:cs="Noto Serif"/>
+      <w:r>
+        <w:rPr>
+          <w:rFonts w:ascii="Noto Serif SC" w:eastAsia="Noto Serif SC" w:hAnsi="Noto Serif SC" w:cs="Noto Serif"/>
           <w:color w:val="000000" w:themeColor="text1"/>
           <w:sz w:val="20"/>
           <w:szCs w:val="24"/>
         </w:rPr>
-      </w:pPr>
-      <w:r>
+        <w:t>Printed in Singapore.</w:t>
+      </w:r>
+    </w:p>
+    <w:p>
+      <w:pPr>
         <w:rPr>
           <w:rFonts w:ascii="Noto Serif" w:eastAsia="Noto Serif SC" w:hAnsi="Noto Serif" w:cs="Noto Serif"/>
           <w:color w:val="000000" w:themeColor="text1"/>
           <w:sz w:val="20"/>
           <w:szCs w:val="24"/>
         </w:rPr>
-        <w:t>Singapore Chinese Orchestra Ltd.</w:t>
-      </w:r>
+      </w:pPr>
     </w:p>
     <w:p>
       <w:pPr>
@@ -1229,6 +1259,7 @@
           <w:color w:val="000000" w:themeColor="text1"/>
           <w:sz w:val="20"/>
           <w:szCs w:val="24"/>
+          <w:lang w:val="en-US"/>
         </w:rPr>
       </w:pPr>
       <w:r>
@@ -1237,8 +1268,9 @@
           <w:color w:val="000000" w:themeColor="text1"/>
           <w:sz w:val="20"/>
           <w:szCs w:val="24"/>
-        </w:rPr>
-        <w:t xml:space="preserve">Singapore Conference Hall, </w:t>
+          <w:lang w:val="en-US"/>
+        </w:rPr>
+        <w:t>新加坡华乐团有限公司</w:t>
       </w:r>
     </w:p>
     <w:p>
@@ -1248,6 +1280,7 @@
           <w:color w:val="000000" w:themeColor="text1"/>
           <w:sz w:val="20"/>
           <w:szCs w:val="24"/>
+          <w:lang w:val="en-US"/>
         </w:rPr>
       </w:pPr>
       <w:r>
@@ -1256,27 +1289,294 @@
           <w:color w:val="000000" w:themeColor="text1"/>
           <w:sz w:val="20"/>
           <w:szCs w:val="24"/>
-        </w:rPr>
-        <w:t xml:space="preserve">7 Shenton Way, </w:t>
-      </w:r>
-    </w:p>
-    <w:p>
-      <w:pPr>
+          <w:lang w:val="en-US"/>
+        </w:rPr>
+        <w:t>珊顿道</w:t>
+      </w:r>
+      <w:r>
         <w:rPr>
           <w:rFonts w:ascii="Noto Serif" w:eastAsia="Noto Serif SC" w:hAnsi="Noto Serif" w:cs="Noto Serif"/>
           <w:color w:val="000000" w:themeColor="text1"/>
           <w:sz w:val="20"/>
           <w:szCs w:val="24"/>
-        </w:rPr>
-      </w:pPr>
+          <w:lang w:val="en-US"/>
+        </w:rPr>
+        <w:t>7</w:t>
+      </w:r>
       <w:r>
         <w:rPr>
           <w:rFonts w:ascii="Noto Serif" w:eastAsia="Noto Serif SC" w:hAnsi="Noto Serif" w:cs="Noto Serif"/>
           <w:color w:val="000000" w:themeColor="text1"/>
           <w:sz w:val="20"/>
           <w:szCs w:val="24"/>
+          <w:lang w:val="en-US"/>
+        </w:rPr>
+        <w:t>号</w:t>
+      </w:r>
+    </w:p>
+    <w:p>
+      <w:pPr>
+        <w:rPr>
+          <w:rFonts w:ascii="Noto Serif" w:eastAsia="Noto Serif SC" w:hAnsi="Noto Serif" w:cs="Noto Serif"/>
+          <w:color w:val="000000" w:themeColor="text1"/>
+          <w:sz w:val="20"/>
+          <w:szCs w:val="24"/>
+          <w:lang w:val="en-US"/>
+        </w:rPr>
+      </w:pPr>
+      <w:r>
+        <w:rPr>
+          <w:rFonts w:ascii="Noto Serif" w:eastAsia="Noto Serif SC" w:hAnsi="Noto Serif" w:cs="Noto Serif"/>
+          <w:color w:val="000000" w:themeColor="text1"/>
+          <w:sz w:val="20"/>
+          <w:szCs w:val="24"/>
+          <w:lang w:val="en-US"/>
+        </w:rPr>
+        <w:t>新加坡大会堂</w:t>
+      </w:r>
+    </w:p>
+    <w:p>
+      <w:pPr>
+        <w:rPr>
+          <w:rFonts w:ascii="Noto Serif" w:eastAsia="Noto Serif SC" w:hAnsi="Noto Serif" w:cs="Noto Serif"/>
+          <w:color w:val="000000" w:themeColor="text1"/>
+          <w:sz w:val="20"/>
+          <w:szCs w:val="24"/>
+          <w:lang w:val="en-US"/>
+        </w:rPr>
+      </w:pPr>
+      <w:r>
+        <w:rPr>
+          <w:rFonts w:ascii="Noto Serif" w:eastAsia="Noto Serif SC" w:hAnsi="Noto Serif" w:cs="Noto Serif"/>
+          <w:color w:val="000000" w:themeColor="text1"/>
+          <w:sz w:val="20"/>
+          <w:szCs w:val="24"/>
+          <w:lang w:val="en-US"/>
+        </w:rPr>
+        <w:t>新加坡邮区</w:t>
+      </w:r>
+      <w:r>
+        <w:rPr>
+          <w:rFonts w:ascii="Noto Serif" w:eastAsia="Noto Serif SC" w:hAnsi="Noto Serif" w:cs="Noto Serif"/>
+          <w:color w:val="000000" w:themeColor="text1"/>
+          <w:sz w:val="20"/>
+          <w:szCs w:val="24"/>
+          <w:lang w:val="en-US"/>
+        </w:rPr>
+        <w:t> 068810</w:t>
+      </w:r>
+    </w:p>
+    <w:p>
+      <w:pPr>
+        <w:rPr>
+          <w:rFonts w:ascii="Noto Serif" w:eastAsia="Noto Serif SC" w:hAnsi="Noto Serif" w:cs="Noto Serif"/>
+          <w:color w:val="000000" w:themeColor="text1"/>
+          <w:sz w:val="20"/>
+          <w:szCs w:val="24"/>
+        </w:rPr>
+      </w:pPr>
+    </w:p>
+    <w:p>
+      <w:pPr>
+        <w:rPr>
+          <w:rFonts w:ascii="Noto Serif" w:eastAsia="Noto Serif SC" w:hAnsi="Noto Serif" w:cs="Noto Serif"/>
+          <w:color w:val="000000" w:themeColor="text1"/>
+          <w:sz w:val="20"/>
+          <w:szCs w:val="24"/>
+          <w:lang w:val="en-US"/>
+        </w:rPr>
+      </w:pPr>
+      <w:r>
+        <w:rPr>
+          <w:rFonts w:ascii="Noto Serif" w:eastAsia="Noto Serif SC" w:hAnsi="Noto Serif" w:cs="Noto Serif"/>
+          <w:color w:val="000000" w:themeColor="text1"/>
+          <w:sz w:val="20"/>
+          <w:szCs w:val="24"/>
+          <w:lang w:val="en-US"/>
+        </w:rPr>
+        <w:t>Singapore Chinese Orchestra Co. Ltd.</w:t>
+      </w:r>
+    </w:p>
+    <w:p>
+      <w:pPr>
+        <w:rPr>
+          <w:rFonts w:ascii="Noto Serif" w:eastAsia="Noto Serif SC" w:hAnsi="Noto Serif" w:cs="Noto Serif"/>
+          <w:color w:val="000000" w:themeColor="text1"/>
+          <w:sz w:val="20"/>
+          <w:szCs w:val="24"/>
+          <w:lang w:val="en-US"/>
+        </w:rPr>
+      </w:pPr>
+      <w:r>
+        <w:rPr>
+          <w:rFonts w:ascii="Noto Serif" w:eastAsia="Noto Serif SC" w:hAnsi="Noto Serif" w:cs="Noto Serif"/>
+          <w:color w:val="000000" w:themeColor="text1"/>
+          <w:sz w:val="20"/>
+          <w:szCs w:val="24"/>
+          <w:lang w:val="en-US"/>
+        </w:rPr>
+        <w:t>7 Shenton Way</w:t>
+      </w:r>
+    </w:p>
+    <w:p>
+      <w:pPr>
+        <w:rPr>
+          <w:rFonts w:ascii="Noto Serif" w:eastAsia="Noto Serif SC" w:hAnsi="Noto Serif" w:cs="Noto Serif"/>
+          <w:color w:val="000000" w:themeColor="text1"/>
+          <w:sz w:val="20"/>
+          <w:szCs w:val="24"/>
+          <w:lang w:val="en-US"/>
+        </w:rPr>
+      </w:pPr>
+      <w:r>
+        <w:rPr>
+          <w:rFonts w:ascii="Noto Serif" w:eastAsia="Noto Serif SC" w:hAnsi="Noto Serif" w:cs="Noto Serif"/>
+          <w:color w:val="000000" w:themeColor="text1"/>
+          <w:sz w:val="20"/>
+          <w:szCs w:val="24"/>
+          <w:lang w:val="en-US"/>
+        </w:rPr>
+        <w:t>Singapore Conference Hall</w:t>
+      </w:r>
+    </w:p>
+    <w:p>
+      <w:pPr>
+        <w:rPr>
+          <w:rFonts w:ascii="Noto Serif" w:eastAsia="Noto Serif SC" w:hAnsi="Noto Serif" w:cs="Noto Serif"/>
+          <w:color w:val="000000" w:themeColor="text1"/>
+          <w:sz w:val="20"/>
+          <w:szCs w:val="24"/>
+          <w:lang w:val="en-US"/>
+        </w:rPr>
+      </w:pPr>
+      <w:r>
+        <w:rPr>
+          <w:rFonts w:ascii="Noto Serif" w:eastAsia="Noto Serif SC" w:hAnsi="Noto Serif" w:cs="Noto Serif"/>
+          <w:color w:val="000000" w:themeColor="text1"/>
+          <w:sz w:val="20"/>
+          <w:szCs w:val="24"/>
+          <w:lang w:val="en-US"/>
         </w:rPr>
         <w:t>Singapore 068810</w:t>
+      </w:r>
+    </w:p>
+    <w:p>
+      <w:pPr>
+        <w:rPr>
+          <w:rFonts w:ascii="Noto Serif" w:eastAsia="Noto Serif SC" w:hAnsi="Noto Serif" w:cs="Noto Serif"/>
+          <w:b/>
+          <w:sz w:val="20"/>
+          <w:szCs w:val="20"/>
+          <w:lang w:val="en-US"/>
+        </w:rPr>
+      </w:pPr>
+    </w:p>
+    <w:p>
+      <w:pPr>
+        <w:rPr>
+          <w:rFonts w:ascii="Noto Serif" w:eastAsia="Noto Serif SC" w:hAnsi="Noto Serif" w:cs="Noto Serif"/>
+          <w:sz w:val="20"/>
+          <w:szCs w:val="20"/>
+          <w:lang w:val="en-US"/>
+        </w:rPr>
+      </w:pPr>
+      <w:r>
+        <w:rPr>
+          <w:rFonts w:ascii="Noto Serif" w:eastAsia="Noto Serif SC" w:hAnsi="Noto Serif" w:cs="Noto Serif"/>
+          <w:sz w:val="20"/>
+          <w:szCs w:val="20"/>
+          <w:lang w:val="en-US"/>
+        </w:rPr>
+        <w:t>网站</w:t>
+      </w:r>
+      <w:r>
+        <w:rPr>
+          <w:rFonts w:ascii="Noto Serif" w:eastAsia="Noto Serif SC" w:hAnsi="Noto Serif" w:cs="Noto Serif"/>
+          <w:sz w:val="20"/>
+          <w:szCs w:val="20"/>
+          <w:lang w:val="en-US"/>
+        </w:rPr>
+        <w:t>Website: </w:t>
+      </w:r>
+      <w:hyperlink r:id="rId8" w:tgtFrame="_blank" w:history="1">
+        <w:r>
+          <w:rPr>
+            <w:rStyle w:val="Hyperlink"/>
+            <w:rFonts w:ascii="Noto Serif" w:eastAsia="Noto Serif SC" w:hAnsi="Noto Serif" w:cs="Noto Serif"/>
+            <w:sz w:val="20"/>
+            <w:szCs w:val="20"/>
+            <w:lang w:val="en-US"/>
+          </w:rPr>
+          <w:t>www.sco.com.sg</w:t>
+        </w:r>
+      </w:hyperlink>
+    </w:p>
+    <w:p>
+      <w:pPr>
+        <w:rPr>
+          <w:rFonts w:ascii="Noto Serif" w:eastAsia="Noto Serif SC" w:hAnsi="Noto Serif" w:cs="Noto Serif"/>
+          <w:sz w:val="20"/>
+          <w:szCs w:val="20"/>
+          <w:lang w:val="en-US"/>
+        </w:rPr>
+      </w:pPr>
+      <w:r>
+        <w:rPr>
+          <w:rFonts w:ascii="Noto Serif" w:eastAsia="Noto Serif SC" w:hAnsi="Noto Serif" w:cs="Noto Serif"/>
+          <w:sz w:val="20"/>
+          <w:szCs w:val="20"/>
+          <w:lang w:val="en-US"/>
+        </w:rPr>
+        <w:t>电邮</w:t>
+      </w:r>
+      <w:r>
+        <w:rPr>
+          <w:rFonts w:ascii="Noto Serif" w:eastAsia="Noto Serif SC" w:hAnsi="Noto Serif" w:cs="Noto Serif"/>
+          <w:sz w:val="20"/>
+          <w:szCs w:val="20"/>
+          <w:lang w:val="en-US"/>
+        </w:rPr>
+        <w:t>Email: </w:t>
+      </w:r>
+      <w:hyperlink r:id="rId9" w:tgtFrame="_blank" w:history="1">
+        <w:r>
+          <w:rPr>
+            <w:rStyle w:val="Hyperlink"/>
+            <w:rFonts w:ascii="Noto Serif" w:eastAsia="Noto Serif SC" w:hAnsi="Noto Serif" w:cs="Noto Serif"/>
+            <w:sz w:val="20"/>
+            <w:szCs w:val="20"/>
+            <w:lang w:val="en-US"/>
+          </w:rPr>
+          <w:t>aa@sco.com.sg</w:t>
+        </w:r>
+      </w:hyperlink>
+    </w:p>
+    <w:p>
+      <w:pPr>
+        <w:rPr>
+          <w:rFonts w:ascii="Noto Serif" w:eastAsia="Noto Serif SC" w:hAnsi="Noto Serif" w:cs="Noto Serif"/>
+          <w:sz w:val="20"/>
+          <w:szCs w:val="20"/>
+          <w:lang w:val="en-US"/>
+        </w:rPr>
+      </w:pPr>
+      <w:r>
+        <w:rPr>
+          <w:rFonts w:ascii="Noto Serif" w:eastAsia="Noto Serif SC" w:hAnsi="Noto Serif" w:cs="Noto Serif"/>
+          <w:sz w:val="20"/>
+          <w:szCs w:val="20"/>
+          <w:lang w:val="en-US"/>
+        </w:rPr>
+        <w:t>电话</w:t>
+      </w:r>
+      <w:r>
+        <w:rPr>
+          <w:rFonts w:ascii="Noto Serif" w:eastAsia="Noto Serif SC" w:hAnsi="Noto Serif" w:cs="Noto Serif"/>
+          <w:sz w:val="20"/>
+          <w:szCs w:val="20"/>
+          <w:lang w:val="en-US"/>
+        </w:rPr>
+        <w:t>Telephone: (65) 6557 4025</w:t>
       </w:r>
     </w:p>
     <w:p>
@@ -1289,6 +1589,24 @@
           <w:lang w:val="en-US"/>
         </w:rPr>
       </w:pPr>
+      <w:r>
+        <w:rPr>
+          <w:rFonts w:ascii="Noto Serif" w:eastAsia="Noto Serif SC" w:hAnsi="Noto Serif" w:cs="Noto Serif"/>
+          <w:sz w:val="20"/>
+          <w:szCs w:val="20"/>
+          <w:lang w:val="en-US"/>
+        </w:rPr>
+        <w:t>传真</w:t>
+      </w:r>
+      <w:r>
+        <w:rPr>
+          <w:rFonts w:ascii="Noto Serif" w:eastAsia="Noto Serif SC" w:hAnsi="Noto Serif" w:cs="Noto Serif"/>
+          <w:sz w:val="20"/>
+          <w:szCs w:val="20"/>
+          <w:lang w:val="en-US"/>
+        </w:rPr>
+        <w:t>Fax: (65) 6557 275</w:t>
+      </w:r>
     </w:p>
     <w:p>
       <w:pPr>
@@ -1362,6 +1680,7 @@
     </w:p>
     <w:p>
       <w:pPr>
+        <w:jc w:val="both"/>
         <w:rPr>
           <w:rFonts w:ascii="Noto Serif" w:eastAsia="Noto Serif SC" w:hAnsi="Noto Serif" w:cs="Noto Serif"/>
           <w:sz w:val="24"/>
@@ -1401,7 +1720,7 @@
                     <pic:cNvPicPr/>
                   </pic:nvPicPr>
                   <pic:blipFill rotWithShape="1">
-                    <a:blip r:embed="rId8" cstate="print">
+                    <a:blip r:embed="rId10" cstate="print">
                       <a:extLst>
                         <a:ext uri="{28A0092B-C50C-407E-A947-70E740481C1C}">
                           <a14:useLocalDpi xmlns:a14="http://schemas.microsoft.com/office/drawing/2010/main" val="0"/>
@@ -1488,16 +1807,18 @@
     </w:p>
     <w:p>
       <w:pPr>
-        <w:rPr>
-          <w:rFonts w:ascii="Noto Serif" w:eastAsia="Noto Serif SC" w:hAnsi="Noto Serif" w:cs="Noto Serif"/>
-          <w:sz w:val="24"/>
-          <w:szCs w:val="24"/>
-          <w:lang w:val="en-US"/>
-        </w:rPr>
-      </w:pPr>
-    </w:p>
-    <w:p>
-      <w:pPr>
+        <w:jc w:val="both"/>
+        <w:rPr>
+          <w:rFonts w:ascii="Noto Serif" w:eastAsia="Noto Serif SC" w:hAnsi="Noto Serif" w:cs="Noto Serif"/>
+          <w:sz w:val="24"/>
+          <w:szCs w:val="24"/>
+          <w:lang w:val="en-US"/>
+        </w:rPr>
+      </w:pPr>
+    </w:p>
+    <w:p>
+      <w:pPr>
+        <w:jc w:val="both"/>
         <w:rPr>
           <w:rFonts w:ascii="Noto Serif" w:eastAsia="Noto Serif SC" w:hAnsi="Noto Serif" w:cs="Noto Serif"/>
           <w:sz w:val="24"/>
@@ -1517,16 +1838,18 @@
     </w:p>
     <w:p>
       <w:pPr>
-        <w:rPr>
-          <w:rFonts w:ascii="Noto Serif" w:eastAsia="Noto Serif SC" w:hAnsi="Noto Serif" w:cs="Noto Serif"/>
-          <w:sz w:val="24"/>
-          <w:szCs w:val="24"/>
-          <w:lang w:val="en-US"/>
-        </w:rPr>
-      </w:pPr>
-    </w:p>
-    <w:p>
-      <w:pPr>
+        <w:jc w:val="both"/>
+        <w:rPr>
+          <w:rFonts w:ascii="Noto Serif" w:eastAsia="Noto Serif SC" w:hAnsi="Noto Serif" w:cs="Noto Serif"/>
+          <w:sz w:val="24"/>
+          <w:szCs w:val="24"/>
+          <w:lang w:val="en-US"/>
+        </w:rPr>
+      </w:pPr>
+    </w:p>
+    <w:p>
+      <w:pPr>
+        <w:jc w:val="both"/>
         <w:rPr>
           <w:rFonts w:ascii="Noto Serif" w:eastAsia="Noto Serif SC" w:hAnsi="Noto Serif" w:cs="Noto Serif"/>
           <w:sz w:val="24"/>
@@ -1708,6 +2031,7 @@
     </w:p>
     <w:p>
       <w:pPr>
+        <w:jc w:val="both"/>
         <w:rPr>
           <w:rFonts w:ascii="Noto Serif" w:eastAsia="Noto Serif SC" w:hAnsi="Noto Serif" w:cs="Noto Serif"/>
           <w:sz w:val="24"/>
@@ -1721,36 +2045,40 @@
         <w:pBdr>
           <w:bottom w:val="single" w:sz="6" w:space="1" w:color="auto"/>
         </w:pBdr>
-        <w:rPr>
-          <w:rFonts w:ascii="Noto Serif" w:eastAsia="Noto Serif SC" w:hAnsi="Noto Serif" w:cs="Noto Serif"/>
-          <w:sz w:val="24"/>
-          <w:szCs w:val="24"/>
-          <w:lang w:val="en-US"/>
-        </w:rPr>
-      </w:pPr>
-    </w:p>
-    <w:p>
-      <w:pPr>
-        <w:rPr>
-          <w:rFonts w:ascii="Noto Serif" w:eastAsia="Noto Serif SC" w:hAnsi="Noto Serif" w:cs="Noto Serif"/>
-          <w:sz w:val="24"/>
-          <w:szCs w:val="24"/>
-          <w:lang w:val="en-US"/>
-        </w:rPr>
-      </w:pPr>
-    </w:p>
-    <w:p>
-      <w:pPr>
-        <w:rPr>
-          <w:rFonts w:ascii="Noto Serif" w:eastAsia="Noto Serif SC" w:hAnsi="Noto Serif" w:cs="Noto Serif"/>
-          <w:sz w:val="24"/>
-          <w:szCs w:val="24"/>
-          <w:lang w:val="en-US"/>
-        </w:rPr>
-      </w:pPr>
-    </w:p>
-    <w:p>
-      <w:pPr>
+        <w:jc w:val="both"/>
+        <w:rPr>
+          <w:rFonts w:ascii="Noto Serif" w:eastAsia="Noto Serif SC" w:hAnsi="Noto Serif" w:cs="Noto Serif"/>
+          <w:sz w:val="24"/>
+          <w:szCs w:val="24"/>
+          <w:lang w:val="en-US"/>
+        </w:rPr>
+      </w:pPr>
+    </w:p>
+    <w:p>
+      <w:pPr>
+        <w:jc w:val="both"/>
+        <w:rPr>
+          <w:rFonts w:ascii="Noto Serif" w:eastAsia="Noto Serif SC" w:hAnsi="Noto Serif" w:cs="Noto Serif"/>
+          <w:sz w:val="24"/>
+          <w:szCs w:val="24"/>
+          <w:lang w:val="en-US"/>
+        </w:rPr>
+      </w:pPr>
+    </w:p>
+    <w:p>
+      <w:pPr>
+        <w:jc w:val="both"/>
+        <w:rPr>
+          <w:rFonts w:ascii="Noto Serif" w:eastAsia="Noto Serif SC" w:hAnsi="Noto Serif" w:cs="Noto Serif"/>
+          <w:sz w:val="24"/>
+          <w:szCs w:val="24"/>
+          <w:lang w:val="en-US"/>
+        </w:rPr>
+      </w:pPr>
+    </w:p>
+    <w:p>
+      <w:pPr>
+        <w:jc w:val="both"/>
         <w:rPr>
           <w:rFonts w:ascii="Noto Serif" w:eastAsia="Noto Serif SC" w:hAnsi="Noto Serif" w:cs="Noto Serif"/>
           <w:sz w:val="24"/>
@@ -1850,26 +2178,29 @@
     </w:p>
     <w:p>
       <w:pPr>
-        <w:rPr>
-          <w:rFonts w:ascii="Noto Serif" w:eastAsia="Noto Serif SC" w:hAnsi="Noto Serif" w:cs="Noto Serif"/>
-          <w:sz w:val="24"/>
-          <w:szCs w:val="24"/>
-          <w:lang w:val="en-US"/>
-        </w:rPr>
-      </w:pPr>
-    </w:p>
-    <w:p>
-      <w:pPr>
-        <w:rPr>
-          <w:rFonts w:ascii="Noto Serif" w:eastAsia="Noto Serif SC" w:hAnsi="Noto Serif" w:cs="Noto Serif"/>
-          <w:sz w:val="24"/>
-          <w:szCs w:val="24"/>
-          <w:lang w:val="en-US"/>
-        </w:rPr>
-      </w:pPr>
-    </w:p>
-    <w:p>
-      <w:pPr>
+        <w:jc w:val="both"/>
+        <w:rPr>
+          <w:rFonts w:ascii="Noto Serif" w:eastAsia="Noto Serif SC" w:hAnsi="Noto Serif" w:cs="Noto Serif"/>
+          <w:sz w:val="24"/>
+          <w:szCs w:val="24"/>
+          <w:lang w:val="en-US"/>
+        </w:rPr>
+      </w:pPr>
+    </w:p>
+    <w:p>
+      <w:pPr>
+        <w:jc w:val="both"/>
+        <w:rPr>
+          <w:rFonts w:ascii="Noto Serif" w:eastAsia="Noto Serif SC" w:hAnsi="Noto Serif" w:cs="Noto Serif"/>
+          <w:sz w:val="24"/>
+          <w:szCs w:val="24"/>
+          <w:lang w:val="en-US"/>
+        </w:rPr>
+      </w:pPr>
+    </w:p>
+    <w:p>
+      <w:pPr>
+        <w:jc w:val="both"/>
         <w:rPr>
           <w:rFonts w:ascii="Noto Serif" w:eastAsia="Noto Serif SC" w:hAnsi="Noto Serif" w:cs="Noto Serif"/>
           <w:i/>
@@ -2025,16 +2356,18 @@
     </w:p>
     <w:p>
       <w:pPr>
-        <w:rPr>
-          <w:rFonts w:ascii="Noto Serif" w:eastAsia="Noto Serif SC" w:hAnsi="Noto Serif" w:cs="Noto Serif"/>
-          <w:sz w:val="24"/>
-          <w:szCs w:val="24"/>
-          <w:lang w:val="en-US"/>
-        </w:rPr>
-      </w:pPr>
-    </w:p>
-    <w:p>
-      <w:pPr>
+        <w:jc w:val="both"/>
+        <w:rPr>
+          <w:rFonts w:ascii="Noto Serif" w:eastAsia="Noto Serif SC" w:hAnsi="Noto Serif" w:cs="Noto Serif"/>
+          <w:sz w:val="24"/>
+          <w:szCs w:val="24"/>
+          <w:lang w:val="en-US"/>
+        </w:rPr>
+      </w:pPr>
+    </w:p>
+    <w:p>
+      <w:pPr>
+        <w:jc w:val="both"/>
         <w:rPr>
           <w:rFonts w:ascii="Noto Serif" w:eastAsia="Noto Serif SC" w:hAnsi="Noto Serif" w:cs="Noto Serif"/>
           <w:i/>
@@ -2259,6 +2592,7 @@
     </w:p>
     <w:p>
       <w:pPr>
+        <w:jc w:val="both"/>
         <w:rPr>
           <w:rFonts w:ascii="Noto Serif" w:eastAsia="Noto Serif SC" w:hAnsi="Noto Serif" w:cs="Noto Serif"/>
           <w:sz w:val="24"/>
@@ -2278,6 +2612,7 @@
     </w:p>
     <w:p>
       <w:pPr>
+        <w:jc w:val="both"/>
         <w:rPr>
           <w:rFonts w:ascii="Noto Serif" w:eastAsia="Noto Serif SC" w:hAnsi="Noto Serif" w:cs="Noto Serif"/>
           <w:sz w:val="24"/>
@@ -2399,26 +2734,29 @@
         <w:pBdr>
           <w:bottom w:val="single" w:sz="6" w:space="1" w:color="auto"/>
         </w:pBdr>
-        <w:rPr>
-          <w:rFonts w:ascii="Noto Serif" w:eastAsia="Noto Serif SC" w:hAnsi="Noto Serif" w:cs="Noto Serif"/>
-          <w:sz w:val="24"/>
-          <w:szCs w:val="24"/>
-          <w:lang w:val="en-US"/>
-        </w:rPr>
-      </w:pPr>
-    </w:p>
-    <w:p>
-      <w:pPr>
-        <w:rPr>
-          <w:rFonts w:ascii="Noto Serif" w:eastAsia="Noto Serif SC" w:hAnsi="Noto Serif" w:cs="Noto Serif"/>
-          <w:sz w:val="24"/>
-          <w:szCs w:val="24"/>
-          <w:lang w:val="en-US"/>
-        </w:rPr>
-      </w:pPr>
-    </w:p>
-    <w:p>
-      <w:pPr>
+        <w:jc w:val="both"/>
+        <w:rPr>
+          <w:rFonts w:ascii="Noto Serif" w:eastAsia="Noto Serif SC" w:hAnsi="Noto Serif" w:cs="Noto Serif"/>
+          <w:sz w:val="24"/>
+          <w:szCs w:val="24"/>
+          <w:lang w:val="en-US"/>
+        </w:rPr>
+      </w:pPr>
+    </w:p>
+    <w:p>
+      <w:pPr>
+        <w:jc w:val="both"/>
+        <w:rPr>
+          <w:rFonts w:ascii="Noto Serif" w:eastAsia="Noto Serif SC" w:hAnsi="Noto Serif" w:cs="Noto Serif"/>
+          <w:sz w:val="24"/>
+          <w:szCs w:val="24"/>
+          <w:lang w:val="en-US"/>
+        </w:rPr>
+      </w:pPr>
+    </w:p>
+    <w:p>
+      <w:pPr>
+        <w:jc w:val="both"/>
         <w:rPr>
           <w:rFonts w:ascii="Noto Serif" w:eastAsia="Noto Serif SC" w:hAnsi="Noto Serif" w:cs="Noto Serif"/>
           <w:i/>
@@ -2431,6 +2769,7 @@
     </w:p>
     <w:p>
       <w:pPr>
+        <w:jc w:val="both"/>
         <w:rPr>
           <w:rFonts w:ascii="Noto Serif" w:eastAsia="Noto Serif SC" w:hAnsi="Noto Serif" w:cs="Noto Serif"/>
           <w:sz w:val="24"/>
@@ -2470,16 +2809,18 @@
     </w:p>
     <w:p>
       <w:pPr>
-        <w:rPr>
-          <w:rFonts w:ascii="Noto Serif" w:eastAsia="Noto Serif SC" w:hAnsi="Noto Serif" w:cs="Noto Serif"/>
-          <w:sz w:val="24"/>
-          <w:szCs w:val="24"/>
-          <w:lang w:val="en-US"/>
-        </w:rPr>
-      </w:pPr>
-    </w:p>
-    <w:p>
-      <w:pPr>
+        <w:jc w:val="both"/>
+        <w:rPr>
+          <w:rFonts w:ascii="Noto Serif" w:eastAsia="Noto Serif SC" w:hAnsi="Noto Serif" w:cs="Noto Serif"/>
+          <w:sz w:val="24"/>
+          <w:szCs w:val="24"/>
+          <w:lang w:val="en-US"/>
+        </w:rPr>
+      </w:pPr>
+    </w:p>
+    <w:p>
+      <w:pPr>
+        <w:jc w:val="both"/>
         <w:rPr>
           <w:rFonts w:ascii="Noto Serif" w:eastAsia="Noto Serif SC" w:hAnsi="Noto Serif" w:cs="Noto Serif"/>
           <w:sz w:val="24"/>
@@ -4501,6 +4842,7 @@
   <w:style w:type="character" w:default="1" w:styleId="DefaultParagraphFont">
     <w:name w:val="Default Paragraph Font"/>
     <w:uiPriority w:val="1"/>
+    <w:semiHidden/>
     <w:unhideWhenUsed/>
   </w:style>
   <w:style w:type="table" w:default="1" w:styleId="TableNormal">
@@ -4565,6 +4907,17 @@
     <w:link w:val="Footer"/>
     <w:uiPriority w:val="99"/>
     <w:rsid w:val="00223A00"/>
+  </w:style>
+  <w:style w:type="character" w:styleId="Hyperlink">
+    <w:name w:val="Hyperlink"/>
+    <w:basedOn w:val="DefaultParagraphFont"/>
+    <w:uiPriority w:val="99"/>
+    <w:unhideWhenUsed/>
+    <w:rsid w:val="005A7E53"/>
+    <w:rPr>
+      <w:color w:val="0563C1" w:themeColor="hyperlink"/>
+      <w:u w:val="single"/>
+    </w:rPr>
   </w:style>
 </w:styles>
 </file>
